--- a/00-首页/题组Word/初赛模拟卷/初赛模拟卷V（非有机·学生版）.docx
+++ b/00-首页/题组Word/初赛模拟卷/初赛模拟卷V（非有机·学生版）.docx
@@ -55,6 +55,7 @@
     <w:p>
       <w:pPr>
         <w:pStyle w:val="BlockText"/>
+        <w:ind w:firstLine="420"/>
       </w:pPr>
       <w:r>
         <w:rPr>
@@ -508,6 +509,7 @@
     <w:p>
       <w:pPr>
         <w:pStyle w:val="FirstParagraph"/>
+        <w:ind w:firstLine="420"/>
       </w:pPr>
       <w:r>
         <w:rPr>
@@ -920,6 +922,7 @@
     <w:p>
       <w:pPr>
         <w:pStyle w:val="BodyText"/>
+        <w:ind w:firstLine="420"/>
       </w:pPr>
       <w:r>
         <w:rPr>
@@ -955,6 +958,7 @@
     <w:p>
       <w:pPr>
         <w:pStyle w:val="BodyText"/>
+        <w:ind w:firstLine="420"/>
       </w:pPr>
       <w:r>
         <w:rPr>
@@ -1050,6 +1054,7 @@
     <w:p>
       <w:pPr>
         <w:pStyle w:val="BodyText"/>
+        <w:ind w:firstLine="420"/>
       </w:pPr>
       <w:r>
         <w:rPr>
@@ -1193,6 +1198,7 @@
     <w:p>
       <w:pPr>
         <w:pStyle w:val="FirstParagraph"/>
+        <w:ind w:firstLine="420"/>
       </w:pPr>
       <w:r>
         <w:rPr>
@@ -1402,6 +1408,7 @@
     <w:p>
       <w:pPr>
         <w:pStyle w:val="BodyText"/>
+        <w:ind w:firstLine="420"/>
       </w:pPr>
       <w:r>
         <w:rPr>
@@ -1886,6 +1893,7 @@
     <w:p>
       <w:pPr>
         <w:pStyle w:val="FirstParagraph"/>
+        <w:ind w:firstLine="420"/>
       </w:pPr>
       <w:r>
         <w:rPr>
@@ -2524,6 +2532,7 @@
     <w:p>
       <w:pPr>
         <w:pStyle w:val="FirstParagraph"/>
+        <w:ind w:firstLine="420"/>
       </w:pPr>
       <w:r>
         <w:rPr>
@@ -2727,6 +2736,7 @@
     <w:p>
       <w:pPr>
         <w:pStyle w:val="BodyText"/>
+        <w:ind w:firstLine="420"/>
       </w:pPr>
       <w:r>
         <w:rPr>
@@ -2806,6 +2816,7 @@
     <w:p>
       <w:pPr>
         <w:pStyle w:val="BodyText"/>
+        <w:ind w:firstLine="420"/>
       </w:pPr>
       <w:r>
         <w:rPr>
@@ -2861,6 +2872,7 @@
     <w:p>
       <w:pPr>
         <w:pStyle w:val="BodyText"/>
+        <w:ind w:firstLine="420"/>
       </w:pPr>
       <w:r>
         <w:rPr>
@@ -2976,6 +2988,7 @@
     <w:p>
       <w:pPr>
         <w:pStyle w:val="FirstParagraph"/>
+        <w:ind w:firstLine="420"/>
       </w:pPr>
       <w:r>
         <w:rPr>
@@ -3103,6 +3116,7 @@
     <w:p>
       <w:pPr>
         <w:pStyle w:val="BodyText"/>
+        <w:ind w:firstLine="420"/>
       </w:pPr>
       <w:r>
         <w:rPr>
@@ -3254,6 +3268,7 @@
     <w:p>
       <w:pPr>
         <w:pStyle w:val="BodyText"/>
+        <w:ind w:firstLine="420"/>
       </w:pPr>
       <w:r>
         <w:rPr>
@@ -3359,6 +3374,7 @@
     <w:p>
       <w:pPr>
         <w:pStyle w:val="BodyText"/>
+        <w:ind w:firstLine="420"/>
       </w:pPr>
       <w:r>
         <w:rPr>
@@ -3558,6 +3574,7 @@
     <w:p>
       <w:pPr>
         <w:pStyle w:val="FirstParagraph"/>
+        <w:ind w:firstLine="420"/>
       </w:pPr>
       <w:r>
         <w:rPr>
@@ -3699,6 +3716,7 @@
     <w:p>
       <w:pPr>
         <w:pStyle w:val="BodyText"/>
+        <w:ind w:firstLine="420"/>
       </w:pPr>
       <w:r>
         <w:rPr>
@@ -3790,6 +3808,7 @@
     <w:p>
       <w:pPr>
         <w:pStyle w:val="BodyText"/>
+        <w:ind w:firstLine="420"/>
       </w:pPr>
       <w:r>
         <w:rPr>
@@ -3931,6 +3950,7 @@
     <w:p>
       <w:pPr>
         <w:pStyle w:val="BodyText"/>
+        <w:ind w:firstLine="420"/>
       </w:pPr>
       <w:r>
         <w:rPr>
@@ -4070,6 +4090,7 @@
     <w:p>
       <w:pPr>
         <w:pStyle w:val="FirstParagraph"/>
+        <w:ind w:firstLine="420"/>
       </w:pPr>
       <w:r>
         <w:rPr>
@@ -4454,6 +4475,7 @@
     <w:p>
       <w:pPr>
         <w:pStyle w:val="FirstParagraph"/>
+        <w:ind w:firstLine="420"/>
       </w:pPr>
       <w:r>
         <w:rPr>
@@ -4603,6 +4625,7 @@
     <w:p>
       <w:pPr>
         <w:pStyle w:val="BodyText"/>
+        <w:ind w:firstLine="420"/>
       </w:pPr>
       <w:r>
         <w:rPr>
@@ -4670,6 +4693,7 @@
     <w:p>
       <w:pPr>
         <w:pStyle w:val="BodyText"/>
+        <w:ind w:firstLine="420"/>
       </w:pPr>
       <w:r>
         <w:rPr>
@@ -4863,6 +4887,7 @@
     <w:p>
       <w:pPr>
         <w:pStyle w:val="FirstParagraph"/>
+        <w:ind w:firstLine="420"/>
       </w:pPr>
       <w:r>
         <w:rPr>
@@ -5058,6 +5083,7 @@
     <w:p>
       <w:pPr>
         <w:pStyle w:val="BodyText"/>
+        <w:ind w:firstLine="420"/>
       </w:pPr>
       <w:r>
         <w:rPr>
@@ -5113,6 +5139,7 @@
     <w:p>
       <w:pPr>
         <w:pStyle w:val="BodyText"/>
+        <w:ind w:firstLine="420"/>
       </w:pPr>
       <w:r>
         <w:rPr>
@@ -5168,6 +5195,7 @@
     <w:p>
       <w:pPr>
         <w:pStyle w:val="BodyText"/>
+        <w:ind w:firstLine="420"/>
       </w:pPr>
       <w:r>
         <w:rPr>
@@ -5363,6 +5391,7 @@
     <w:p>
       <w:pPr>
         <w:pStyle w:val="FirstParagraph"/>
+        <w:ind w:firstLine="420"/>
       </w:pPr>
       <w:r>
         <w:rPr>
@@ -5827,6 +5856,7 @@
     <w:p>
       <w:pPr>
         <w:pStyle w:val="BodyText"/>
+        <w:ind w:firstLine="420"/>
       </w:pPr>
       <w:r>
         <w:rPr>
@@ -5963,6 +5993,7 @@
     <w:p>
       <w:pPr>
         <w:pStyle w:val="BodyText"/>
+        <w:ind w:firstLine="420"/>
       </w:pPr>
       <w:r>
         <w:rPr>
@@ -6044,6 +6075,7 @@
     <w:p>
       <w:pPr>
         <w:pStyle w:val="BodyText"/>
+        <w:ind w:firstLine="420"/>
       </w:pPr>
       <w:r>
         <w:rPr>
@@ -6169,6 +6201,7 @@
     <w:p>
       <w:pPr>
         <w:pStyle w:val="BodyText"/>
+        <w:ind w:firstLine="420"/>
       </w:pPr>
       <w:r>
         <w:rPr>
@@ -6334,6 +6367,7 @@
     <w:p>
       <w:pPr>
         <w:pStyle w:val="FirstParagraph"/>
+        <w:ind w:firstLine="420"/>
       </w:pPr>
       <w:r>
         <w:rPr>
@@ -6434,6 +6468,7 @@
     <w:p>
       <w:pPr>
         <w:pStyle w:val="BodyText"/>
+        <w:ind w:firstLine="420"/>
       </w:pPr>
       <w:r>
         <w:rPr>
@@ -6489,6 +6524,7 @@
     <w:p>
       <w:pPr>
         <w:pStyle w:val="BodyText"/>
+        <w:ind w:firstLine="420"/>
       </w:pPr>
       <w:r>
         <w:rPr>
@@ -6550,6 +6586,7 @@
     <w:p>
       <w:pPr>
         <w:pStyle w:val="BodyText"/>
+        <w:ind w:firstLine="420"/>
       </w:pPr>
       <w:r>
         <w:rPr>
@@ -6611,6 +6648,7 @@
     <w:p>
       <w:pPr>
         <w:pStyle w:val="BodyText"/>
+        <w:ind w:firstLine="420"/>
       </w:pPr>
       <w:r>
         <w:rPr>
@@ -6712,6 +6750,7 @@
     <w:p>
       <w:pPr>
         <w:pStyle w:val="BodyText"/>
+        <w:ind w:firstLine="420"/>
       </w:pPr>
       <w:r>
         <w:rPr>
@@ -6767,6 +6806,7 @@
     <w:p>
       <w:pPr>
         <w:pStyle w:val="BodyText"/>
+        <w:ind w:firstLine="420"/>
       </w:pPr>
       <w:r>
         <w:rPr>
@@ -6852,6 +6892,7 @@
     <w:p>
       <w:pPr>
         <w:pStyle w:val="BodyText"/>
+        <w:ind w:firstLine="420"/>
       </w:pPr>
       <w:r>
         <w:rPr>
@@ -6991,6 +7032,7 @@
     <w:p>
       <w:pPr>
         <w:pStyle w:val="FirstParagraph"/>
+        <w:ind w:firstLine="420"/>
       </w:pPr>
       <w:r>
         <w:rPr>
@@ -7076,6 +7118,7 @@
     <w:p>
       <w:pPr>
         <w:pStyle w:val="BodyText"/>
+        <w:ind w:firstLine="420"/>
       </w:pPr>
       <w:r>
         <w:rPr>
@@ -7144,6 +7187,7 @@
     <w:p>
       <w:pPr>
         <w:pStyle w:val="BodyText"/>
+        <w:ind w:firstLine="420"/>
       </w:pPr>
       <w:r>
         <w:rPr>
@@ -7443,6 +7487,7 @@
     <w:p>
       <w:pPr>
         <w:pStyle w:val="BodyText"/>
+        <w:ind w:firstLine="420"/>
       </w:pPr>
       <w:r>
         <w:rPr>
@@ -7821,6 +7866,7 @@
     <w:p>
       <w:pPr>
         <w:pStyle w:val="FirstParagraph"/>
+        <w:ind w:firstLine="420"/>
       </w:pPr>
       <w:r>
         <w:rPr>
@@ -8038,6 +8084,7 @@
     <w:p>
       <w:pPr>
         <w:pStyle w:val="FirstParagraph"/>
+        <w:ind w:firstLine="420"/>
       </w:pPr>
       <w:r>
         <w:rPr>
@@ -8128,6 +8175,7 @@
     <w:p>
       <w:pPr>
         <w:pStyle w:val="BodyText"/>
+        <w:ind w:firstLine="420"/>
       </w:pPr>
       <w:r>
         <w:rPr>
@@ -8227,6 +8275,7 @@
     <w:p>
       <w:pPr>
         <w:pStyle w:val="BodyText"/>
+        <w:ind w:firstLine="420"/>
       </w:pPr>
       <w:r>
         <w:rPr>
@@ -8441,6 +8490,7 @@
     <w:p>
       <w:pPr>
         <w:pStyle w:val="BodyText"/>
+        <w:ind w:firstLine="420"/>
       </w:pPr>
       <w:r>
         <w:rPr>
@@ -8822,6 +8872,7 @@
     <w:p>
       <w:pPr>
         <w:pStyle w:val="FirstParagraph"/>
+        <w:ind w:firstLine="420"/>
       </w:pPr>
       <w:r>
         <w:rPr>
@@ -9191,6 +9242,7 @@
     <w:p>
       <w:pPr>
         <w:pStyle w:val="BodyText"/>
+        <w:ind w:firstLine="420"/>
       </w:pPr>
       <w:r>
         <w:rPr>
@@ -9643,6 +9695,7 @@
     <w:p>
       <w:pPr>
         <w:pStyle w:val="FirstParagraph"/>
+        <w:ind w:firstLine="420"/>
       </w:pPr>
       <w:r>
         <w:rPr>
@@ -10111,6 +10164,7 @@
     <w:p>
       <w:pPr>
         <w:pStyle w:val="FirstParagraph"/>
+        <w:ind w:firstLine="420"/>
       </w:pPr>
       <w:r>
         <w:rPr>
@@ -10328,6 +10382,7 @@
     <w:p>
       <w:pPr>
         <w:pStyle w:val="BodyText"/>
+        <w:ind w:firstLine="420"/>
       </w:pPr>
       <w:r>
         <w:rPr>
@@ -10384,6 +10439,7 @@
     <w:p>
       <w:pPr>
         <w:pStyle w:val="BodyText"/>
+        <w:ind w:firstLine="420"/>
       </w:pPr>
       <w:r>
         <w:rPr>
@@ -10527,6 +10583,7 @@
     <w:p>
       <w:pPr>
         <w:pStyle w:val="BodyText"/>
+        <w:ind w:firstLine="420"/>
       </w:pPr>
       <w:r>
         <w:rPr>
@@ -10650,6 +10707,7 @@
     <w:p>
       <w:pPr>
         <w:pStyle w:val="BlockText"/>
+        <w:ind w:firstLine="420"/>
       </w:pPr>
       <w:r>
         <w:rPr>
